--- a/data/ai_paras/AI_para_184.docx
+++ b/data/ai_paras/AI_para_184.docx
@@ -4,7 +4,7 @@
   <w:body>
     <w:p>
       <w:r>
-        <w:t>The exploration of personal values, memories, and choice points provides a foundational framework for understanding one's identity and motivations. Values serve as guiding principles, shaping decisions and influencing behavior in various contexts. Memories, particularly those from formative years, encapsulate the sensory and emotional experiences that leave lasting impressions. Choice points highlight critical junctures where decisions have profoundly impacted personal and professional trajectories. As such, this reflective paper will delve into these interconnected aspects, aiming to uncover the common themes that illustrate the overarching narratives of personal experiences. Additionally, by setting goals within the context of understanding individual and systemic racism, the paper will bridge personal reflections with broader societal issues, thus aligning individual growth with collective progress.</w:t>
+        <w:t>Personal values are fundamental in shaping individual identity and guiding behavior through life's myriad challenges. Among my most crucial values are integrity, empathy, and perseverance, each cultivated through distinct experiences and influences. Integrity developed from observing my parents' unwavering commitment to honesty, a principle that has since become integral to my decision-making process. Empathy emerged from early encounters with diverse communities, which instilled a deep appreciation for understanding and valuing differing perspectives. Perseverance was nurtured during academic and personal trials, where resilience in the face of adversity proved essential for growth (Ref-s383623). These values not only define my interactions with the world but also serve as a compass in navigating complex moral landscapes. Through this exploration of values, it becomes evident how they underpin my identity, influencing both personal and professional realms, and preparing me for the challenges of understanding broader societal issues.</w:t>
       </w:r>
     </w:p>
     <w:sectPr>
